--- a/Переклад_французька/3_Процессуальные_нарушения_политика/20260907_Registre_violations_projet_Litak.docx
+++ b/Переклад_французька/3_Процессуальные_нарушения_политика/20260907_Registre_violations_projet_Litak.docx
@@ -4,36 +4,17 @@
   <w:body>
     <w:p>
       <w:pPr>
+        <w:spacing w:before="0" w:after="120" w:line="240" w:lineRule="auto"/>
         <w:jc w:val="center"/>
-        <w:spacing w:before="120" w:after="0" w:line="276" w:lineRule="auto"/>
       </w:pPr>
       <w:r>
         <w:rPr>
-          <w:rFonts w:ascii="Cambria" w:hAnsi="Cambria"/>
-          <w:color w:val="000000"/>
+          <w:rFonts w:ascii="Arial" w:hAnsi="Arial"/>
+          <w:b/>
           <w:sz w:val="22"/>
         </w:rPr>
         <w:t>REGISTRE DES VIOLATIONS DE L'ENQUÊTE</w:t>
-        <w:br/>
-        <w:t>Projet « Avion »</w:t>
       </w:r>
-    </w:p>
-    <w:p>
-      <w:pPr>
-        <w:jc w:val="center"/>
-        <w:spacing w:before="120" w:after="0" w:line="276" w:lineRule="auto"/>
-      </w:pPr>
-      <w:r>
-        <w:rPr>
-          <w:rFonts w:ascii="Cambria" w:hAnsi="Cambria"/>
-          <w:sz w:val="22"/>
-        </w:rPr>
-      </w:r>
-    </w:p>
-    <w:p>
-      <w:pPr>
-        <w:spacing w:before="120" w:after="0" w:line="276" w:lineRule="auto"/>
-      </w:pPr>
     </w:p>
     <w:tbl>
       <w:tblPr>
@@ -52,14 +33,22 @@
         <w:trPr>
           <w:tblHeader/>
           <w:tblHeader/>
+          <w:cantSplit/>
         </w:trPr>
         <w:tc>
           <w:tcPr>
             <w:tcW w:type="dxa" w:w="709"/>
           </w:tcPr>
           <w:p>
-            <w:pPr/>
+            <w:pPr>
+              <w:spacing w:before="0" w:after="60" w:line="220" w:lineRule="auto"/>
+            </w:pPr>
             <w:r>
+              <w:rPr>
+                <w:rFonts w:ascii="Arial" w:hAnsi="Arial"/>
+                <w:b/>
+                <w:sz w:val="20"/>
+              </w:rPr>
               <w:t>№</w:t>
             </w:r>
           </w:p>
@@ -69,8 +58,15 @@
             <w:tcW w:type="dxa" w:w="2551"/>
           </w:tcPr>
           <w:p>
-            <w:pPr/>
+            <w:pPr>
+              <w:spacing w:before="0" w:after="60" w:line="220" w:lineRule="auto"/>
+            </w:pPr>
             <w:r>
+              <w:rPr>
+                <w:rFonts w:ascii="Arial" w:hAnsi="Arial"/>
+                <w:b/>
+                <w:sz w:val="20"/>
+              </w:rPr>
               <w:t>Violation</w:t>
             </w:r>
           </w:p>
@@ -80,8 +76,15 @@
             <w:tcW w:type="dxa" w:w="1984"/>
           </w:tcPr>
           <w:p>
-            <w:pPr/>
+            <w:pPr>
+              <w:spacing w:before="0" w:after="60" w:line="220" w:lineRule="auto"/>
+            </w:pPr>
             <w:r>
+              <w:rPr>
+                <w:rFonts w:ascii="Arial" w:hAnsi="Arial"/>
+                <w:b/>
+                <w:sz w:val="20"/>
+              </w:rPr>
               <w:t>Sujet / Autorité</w:t>
             </w:r>
           </w:p>
@@ -91,8 +94,15 @@
             <w:tcW w:type="dxa" w:w="4394"/>
           </w:tcPr>
           <w:p>
-            <w:pPr/>
+            <w:pPr>
+              <w:spacing w:before="0" w:after="60" w:line="220" w:lineRule="auto"/>
+            </w:pPr>
             <w:r>
+              <w:rPr>
+                <w:rFonts w:ascii="Arial" w:hAnsi="Arial"/>
+                <w:b/>
+                <w:sz w:val="20"/>
+              </w:rPr>
               <w:t>Circonstances factuelles</w:t>
             </w:r>
           </w:p>
@@ -102,8 +112,15 @@
             <w:tcW w:type="dxa" w:w="2693"/>
           </w:tcPr>
           <w:p>
-            <w:pPr/>
+            <w:pPr>
+              <w:spacing w:before="0" w:after="60" w:line="220" w:lineRule="auto"/>
+            </w:pPr>
             <w:r>
+              <w:rPr>
+                <w:rFonts w:ascii="Arial" w:hAnsi="Arial"/>
+                <w:b/>
+                <w:sz w:val="20"/>
+              </w:rPr>
               <w:t>Statut / conséquences</w:t>
             </w:r>
           </w:p>
@@ -113,25 +130,36 @@
             <w:tcW w:type="dxa" w:w="2976"/>
           </w:tcPr>
           <w:p>
-            <w:pPr/>
+            <w:pPr>
+              <w:spacing w:before="0" w:after="60" w:line="220" w:lineRule="auto"/>
+            </w:pPr>
             <w:r>
+              <w:rPr>
+                <w:rFonts w:ascii="Arial" w:hAnsi="Arial"/>
+                <w:b/>
+                <w:sz w:val="20"/>
+              </w:rPr>
               <w:t>Preuves / documents</w:t>
             </w:r>
           </w:p>
         </w:tc>
       </w:tr>
       <w:tr>
-        <w:trPr>
-          <w:cantSplit/>
-          <w:cantSplit/>
-        </w:trPr>
+        <w:trPr/>
         <w:tc>
           <w:tcPr>
             <w:tcW w:type="dxa" w:w="709"/>
           </w:tcPr>
           <w:p>
-            <w:pPr/>
-            <w:r/>
+            <w:pPr>
+              <w:spacing w:before="0" w:after="60" w:line="220" w:lineRule="auto"/>
+            </w:pPr>
+            <w:r>
+              <w:rPr>
+                <w:rFonts w:ascii="Arial" w:hAnsi="Arial"/>
+                <w:sz w:val="19"/>
+              </w:rPr>
+            </w:r>
           </w:p>
         </w:tc>
         <w:tc>
@@ -139,8 +167,14 @@
             <w:tcW w:type="dxa" w:w="2551"/>
           </w:tcPr>
           <w:p>
-            <w:pPr/>
+            <w:pPr>
+              <w:spacing w:before="0" w:after="60" w:line="220" w:lineRule="auto"/>
+            </w:pPr>
             <w:r>
+              <w:rPr>
+                <w:rFonts w:ascii="Arial" w:hAnsi="Arial"/>
+                <w:sz w:val="19"/>
+              </w:rPr>
               <w:t>Saisie illégale des biens d'AVB et de tiers et leur remise en gestion à l'ARMA.</w:t>
             </w:r>
           </w:p>
@@ -150,8 +184,14 @@
             <w:tcW w:type="dxa" w:w="1984"/>
           </w:tcPr>
           <w:p>
-            <w:pPr/>
+            <w:pPr>
+              <w:spacing w:before="0" w:after="60" w:line="220" w:lineRule="auto"/>
+            </w:pPr>
             <w:r>
+              <w:rPr>
+                <w:rFonts w:ascii="Arial" w:hAnsi="Arial"/>
+                <w:sz w:val="19"/>
+              </w:rPr>
               <w:t>Juge d'instruction Hlyan O.S.</w:t>
             </w:r>
           </w:p>
@@ -161,8 +201,14 @@
             <w:tcW w:type="dxa" w:w="4394"/>
           </w:tcPr>
           <w:p>
-            <w:pPr/>
+            <w:pPr>
+              <w:spacing w:before="0" w:after="60" w:line="220" w:lineRule="auto"/>
+            </w:pPr>
             <w:r>
+              <w:rPr>
+                <w:rFonts w:ascii="Arial" w:hAnsi="Arial"/>
+                <w:sz w:val="19"/>
+              </w:rPr>
               <w:t>Le juge d'instruction a rendu une Ordonnance de saisie des biens d'AVB et de leur remise en gestion à l'ARMA.</w:t>
               <w:br/>
               <w:t>La saisie a été ordonnée aux fins de garantir la confiscation des biens à titre de peine.</w:t>
@@ -196,8 +242,14 @@
             <w:tcW w:type="dxa" w:w="2693"/>
           </w:tcPr>
           <w:p>
-            <w:pPr/>
+            <w:pPr>
+              <w:spacing w:before="0" w:after="60" w:line="220" w:lineRule="auto"/>
+            </w:pPr>
             <w:r>
+              <w:rPr>
+                <w:rFonts w:ascii="Arial" w:hAnsi="Arial"/>
+                <w:sz w:val="19"/>
+              </w:rPr>
               <w:t>Le 30 mars 2026, rejet de l'appel formé contre l'Ordonnance de saisie des biens.</w:t>
               <w:br/>
               <w:t>Rejet de la Requête en mainlevée de la saisie présentée au nom d'AVB et de tiers.</w:t>
@@ -209,8 +261,14 @@
             <w:tcW w:type="dxa" w:w="2976"/>
           </w:tcPr>
           <w:p>
-            <w:pPr/>
+            <w:pPr>
+              <w:spacing w:before="0" w:after="60" w:line="220" w:lineRule="auto"/>
+            </w:pPr>
             <w:r>
+              <w:rPr>
+                <w:rFonts w:ascii="Arial" w:hAnsi="Arial"/>
+                <w:sz w:val="19"/>
+              </w:rPr>
               <w:t>Ordonnance du tribunal de district Chevtchenkivsky de la ville de Kyiv du 13 mai 2025 dans l'affaire n° 761/19003/25.</w:t>
               <w:br/>
               <w:t>Ordonnance de la cour d'appel de Kyiv du 30 mars 2026 dans l'affaire n° 761/19003/25.</w:t>
@@ -219,17 +277,21 @@
         </w:tc>
       </w:tr>
       <w:tr>
-        <w:trPr>
-          <w:cantSplit/>
-          <w:cantSplit/>
-        </w:trPr>
+        <w:trPr/>
         <w:tc>
           <w:tcPr>
             <w:tcW w:type="dxa" w:w="709"/>
           </w:tcPr>
           <w:p>
-            <w:pPr/>
-            <w:r/>
+            <w:pPr>
+              <w:spacing w:before="0" w:after="60" w:line="220" w:lineRule="auto"/>
+            </w:pPr>
+            <w:r>
+              <w:rPr>
+                <w:rFonts w:ascii="Arial" w:hAnsi="Arial"/>
+                <w:sz w:val="19"/>
+              </w:rPr>
+            </w:r>
           </w:p>
         </w:tc>
         <w:tc>
@@ -237,8 +299,14 @@
             <w:tcW w:type="dxa" w:w="2551"/>
           </w:tcPr>
           <w:p>
-            <w:pPr/>
+            <w:pPr>
+              <w:spacing w:before="0" w:after="60" w:line="220" w:lineRule="auto"/>
+            </w:pPr>
             <w:r>
+              <w:rPr>
+                <w:rFonts w:ascii="Arial" w:hAnsi="Arial"/>
+                <w:sz w:val="19"/>
+              </w:rPr>
               <w:t>Violation de la présomption d'innocence</w:t>
             </w:r>
           </w:p>
@@ -248,8 +316,14 @@
             <w:tcW w:type="dxa" w:w="1984"/>
           </w:tcPr>
           <w:p>
-            <w:pPr/>
+            <w:pPr>
+              <w:spacing w:before="0" w:after="60" w:line="220" w:lineRule="auto"/>
+            </w:pPr>
             <w:r>
+              <w:rPr>
+                <w:rFonts w:ascii="Arial" w:hAnsi="Arial"/>
+                <w:sz w:val="19"/>
+              </w:rPr>
               <w:t>Président de l'Ukraine Zelensky O.</w:t>
             </w:r>
           </w:p>
@@ -259,8 +333,14 @@
             <w:tcW w:type="dxa" w:w="4394"/>
           </w:tcPr>
           <w:p>
-            <w:pPr/>
+            <w:pPr>
+              <w:spacing w:before="0" w:after="60" w:line="220" w:lineRule="auto"/>
+            </w:pPr>
             <w:r>
+              <w:rPr>
+                <w:rFonts w:ascii="Arial" w:hAnsi="Arial"/>
+                <w:sz w:val="19"/>
+              </w:rPr>
               <w:t>Le lendemain de l'application des sanctions personnelles à AVB, le Président de l'Ukraine a déclaré publiquement qu'elles étaient appliquées à des personnes - « propagandistes qui renforcent les frappes de la Fédération de Russie ».</w:t>
             </w:r>
           </w:p>
@@ -270,8 +350,15 @@
             <w:tcW w:type="dxa" w:w="2693"/>
           </w:tcPr>
           <w:p>
-            <w:pPr/>
-            <w:r/>
+            <w:pPr>
+              <w:spacing w:before="0" w:after="60" w:line="220" w:lineRule="auto"/>
+            </w:pPr>
+            <w:r>
+              <w:rPr>
+                <w:rFonts w:ascii="Arial" w:hAnsi="Arial"/>
+                <w:sz w:val="19"/>
+              </w:rPr>
+            </w:r>
           </w:p>
         </w:tc>
         <w:tc>
@@ -279,25 +366,35 @@
             <w:tcW w:type="dxa" w:w="2976"/>
           </w:tcPr>
           <w:p>
-            <w:pPr/>
+            <w:pPr>
+              <w:spacing w:before="0" w:after="60" w:line="220" w:lineRule="auto"/>
+            </w:pPr>
             <w:r>
+              <w:rPr>
+                <w:rFonts w:ascii="Arial" w:hAnsi="Arial"/>
+                <w:sz w:val="19"/>
+              </w:rPr>
               <w:t>Publication sur le canal Telegram du Président sous le lien — https://web.telegram.org/a/#-1001463721328</w:t>
             </w:r>
           </w:p>
         </w:tc>
       </w:tr>
       <w:tr>
-        <w:trPr>
-          <w:cantSplit/>
-          <w:cantSplit/>
-        </w:trPr>
+        <w:trPr/>
         <w:tc>
           <w:tcPr>
             <w:tcW w:type="dxa" w:w="709"/>
           </w:tcPr>
           <w:p>
-            <w:pPr/>
-            <w:r/>
+            <w:pPr>
+              <w:spacing w:before="0" w:after="60" w:line="220" w:lineRule="auto"/>
+            </w:pPr>
+            <w:r>
+              <w:rPr>
+                <w:rFonts w:ascii="Arial" w:hAnsi="Arial"/>
+                <w:sz w:val="19"/>
+              </w:rPr>
+            </w:r>
           </w:p>
         </w:tc>
         <w:tc>
@@ -305,8 +402,14 @@
             <w:tcW w:type="dxa" w:w="2551"/>
           </w:tcPr>
           <w:p>
-            <w:pPr/>
+            <w:pPr>
+              <w:spacing w:before="0" w:after="60" w:line="220" w:lineRule="auto"/>
+            </w:pPr>
             <w:r>
+              <w:rPr>
+                <w:rFonts w:ascii="Arial" w:hAnsi="Arial"/>
+                <w:sz w:val="19"/>
+              </w:rPr>
               <w:t>Violation des garanties de l'avocat</w:t>
             </w:r>
           </w:p>
@@ -316,8 +419,14 @@
             <w:tcW w:type="dxa" w:w="1984"/>
           </w:tcPr>
           <w:p>
-            <w:pPr/>
+            <w:pPr>
+              <w:spacing w:before="0" w:after="60" w:line="220" w:lineRule="auto"/>
+            </w:pPr>
             <w:r>
+              <w:rPr>
+                <w:rFonts w:ascii="Arial" w:hAnsi="Arial"/>
+                <w:sz w:val="19"/>
+              </w:rPr>
               <w:t>Chef de l'Office du Président Yermak A.B.</w:t>
               <w:br/>
               <w:t>Vice-cheffe de l'Office du Président Mudra I.R.</w:t>
@@ -329,8 +438,14 @@
             <w:tcW w:type="dxa" w:w="4394"/>
           </w:tcPr>
           <w:p>
-            <w:pPr/>
+            <w:pPr>
+              <w:spacing w:before="0" w:after="60" w:line="220" w:lineRule="auto"/>
+            </w:pPr>
             <w:r>
+              <w:rPr>
+                <w:rFonts w:ascii="Arial" w:hAnsi="Arial"/>
+                <w:sz w:val="19"/>
+              </w:rPr>
               <w:t>Le Chef de l'Office du Président et sa Vice-cheffe ont refusé de manière non fondée de fournir une réponse à la demande d'avocat.</w:t>
             </w:r>
           </w:p>
@@ -340,8 +455,14 @@
             <w:tcW w:type="dxa" w:w="2693"/>
           </w:tcPr>
           <w:p>
-            <w:pPr/>
+            <w:pPr>
+              <w:spacing w:before="0" w:after="60" w:line="220" w:lineRule="auto"/>
+            </w:pPr>
             <w:r>
+              <w:rPr>
+                <w:rFonts w:ascii="Arial" w:hAnsi="Arial"/>
+                <w:sz w:val="19"/>
+              </w:rPr>
               <w:t>Dépôt d'une Déclaration auprès du Conseil des avocats aux fins d'engagement de la responsabilité administrative pour refus de répondre à la demande d'avocat.</w:t>
               <w:br/>
               <w:t>Réponse non reçue. Cessation des démarches ultérieures dans cette direction.</w:t>
@@ -353,25 +474,35 @@
             <w:tcW w:type="dxa" w:w="2976"/>
           </w:tcPr>
           <w:p>
-            <w:pPr/>
+            <w:pPr>
+              <w:spacing w:before="0" w:after="60" w:line="220" w:lineRule="auto"/>
+            </w:pPr>
             <w:r>
+              <w:rPr>
+                <w:rFonts w:ascii="Arial" w:hAnsi="Arial"/>
+                <w:sz w:val="19"/>
+              </w:rPr>
               <w:t>Réponse à la demande d'avocat du 12 juin 2025.</w:t>
             </w:r>
           </w:p>
         </w:tc>
       </w:tr>
       <w:tr>
-        <w:trPr>
-          <w:cantSplit/>
-          <w:cantSplit/>
-        </w:trPr>
+        <w:trPr/>
         <w:tc>
           <w:tcPr>
             <w:tcW w:type="dxa" w:w="709"/>
           </w:tcPr>
           <w:p>
-            <w:pPr/>
-            <w:r/>
+            <w:pPr>
+              <w:spacing w:before="0" w:after="60" w:line="220" w:lineRule="auto"/>
+            </w:pPr>
+            <w:r>
+              <w:rPr>
+                <w:rFonts w:ascii="Arial" w:hAnsi="Arial"/>
+                <w:sz w:val="19"/>
+              </w:rPr>
+            </w:r>
           </w:p>
         </w:tc>
         <w:tc>
@@ -379,8 +510,14 @@
             <w:tcW w:type="dxa" w:w="2551"/>
           </w:tcPr>
           <w:p>
-            <w:pPr/>
+            <w:pPr>
+              <w:spacing w:before="0" w:after="60" w:line="220" w:lineRule="auto"/>
+            </w:pPr>
             <w:r>
+              <w:rPr>
+                <w:rFonts w:ascii="Arial" w:hAnsi="Arial"/>
+                <w:sz w:val="19"/>
+              </w:rPr>
               <w:t>Refus de faire droit à la Requête sur l'impossibilité de se présenter à l'interrogatoire</w:t>
             </w:r>
           </w:p>
@@ -390,8 +527,14 @@
             <w:tcW w:type="dxa" w:w="1984"/>
           </w:tcPr>
           <w:p>
-            <w:pPr/>
+            <w:pPr>
+              <w:spacing w:before="0" w:after="60" w:line="220" w:lineRule="auto"/>
+            </w:pPr>
             <w:r>
+              <w:rPr>
+                <w:rFonts w:ascii="Arial" w:hAnsi="Arial"/>
+                <w:sz w:val="19"/>
+              </w:rPr>
               <w:t>Procureur de l'OGP Safaryan O.</w:t>
               <w:br/>
               <w:t>Enquêteur du GSU du SBU Romashkin D.</w:t>
@@ -403,8 +546,14 @@
             <w:tcW w:type="dxa" w:w="4394"/>
           </w:tcPr>
           <w:p>
-            <w:pPr/>
+            <w:pPr>
+              <w:spacing w:before="0" w:after="60" w:line="220" w:lineRule="auto"/>
+            </w:pPr>
             <w:r>
+              <w:rPr>
+                <w:rFonts w:ascii="Arial" w:hAnsi="Arial"/>
+                <w:sz w:val="19"/>
+              </w:rPr>
               <w:t>Le procureur et l'enquêteur ont illégalement refusé de faire droit à la Requête sur l'impossibilité pour AVB de se présenter à l'interrogatoire en Ukraine.</w:t>
               <w:br/>
               <w:t>Motifs du refus :</w:t>
@@ -442,8 +591,15 @@
             <w:tcW w:type="dxa" w:w="2693"/>
           </w:tcPr>
           <w:p>
-            <w:pPr/>
-            <w:r/>
+            <w:pPr>
+              <w:spacing w:before="0" w:after="60" w:line="220" w:lineRule="auto"/>
+            </w:pPr>
+            <w:r>
+              <w:rPr>
+                <w:rFonts w:ascii="Arial" w:hAnsi="Arial"/>
+                <w:sz w:val="19"/>
+              </w:rPr>
+            </w:r>
           </w:p>
         </w:tc>
         <w:tc>
@@ -451,8 +607,14 @@
             <w:tcW w:type="dxa" w:w="2976"/>
           </w:tcPr>
           <w:p>
-            <w:pPr/>
+            <w:pPr>
+              <w:spacing w:before="0" w:after="60" w:line="220" w:lineRule="auto"/>
+            </w:pPr>
             <w:r>
+              <w:rPr>
+                <w:rFonts w:ascii="Arial" w:hAnsi="Arial"/>
+                <w:sz w:val="19"/>
+              </w:rPr>
               <w:t>Décision du procureur du 30 juin 2025.</w:t>
               <w:br/>
               <w:t>Décision de l'enquêteur du 2 juillet 2025.</w:t>
@@ -461,17 +623,21 @@
         </w:tc>
       </w:tr>
       <w:tr>
-        <w:trPr>
-          <w:cantSplit/>
-          <w:cantSplit/>
-        </w:trPr>
+        <w:trPr/>
         <w:tc>
           <w:tcPr>
             <w:tcW w:type="dxa" w:w="709"/>
           </w:tcPr>
           <w:p>
-            <w:pPr/>
-            <w:r/>
+            <w:pPr>
+              <w:spacing w:before="0" w:after="60" w:line="220" w:lineRule="auto"/>
+            </w:pPr>
+            <w:r>
+              <w:rPr>
+                <w:rFonts w:ascii="Arial" w:hAnsi="Arial"/>
+                <w:sz w:val="19"/>
+              </w:rPr>
+            </w:r>
           </w:p>
         </w:tc>
         <w:tc>
@@ -479,8 +645,14 @@
             <w:tcW w:type="dxa" w:w="2551"/>
           </w:tcPr>
           <w:p>
-            <w:pPr/>
+            <w:pPr>
+              <w:spacing w:before="0" w:after="60" w:line="220" w:lineRule="auto"/>
+            </w:pPr>
             <w:r>
+              <w:rPr>
+                <w:rFonts w:ascii="Arial" w:hAnsi="Arial"/>
+                <w:sz w:val="19"/>
+              </w:rPr>
               <w:t>Non-réception des communications officielles émanant d'AVB</w:t>
             </w:r>
           </w:p>
@@ -490,8 +662,14 @@
             <w:tcW w:type="dxa" w:w="1984"/>
           </w:tcPr>
           <w:p>
-            <w:pPr/>
+            <w:pPr>
+              <w:spacing w:before="0" w:after="60" w:line="220" w:lineRule="auto"/>
+            </w:pPr>
             <w:r>
+              <w:rPr>
+                <w:rFonts w:ascii="Arial" w:hAnsi="Arial"/>
+                <w:sz w:val="19"/>
+              </w:rPr>
               <w:t>Enquêteurs du GSU du SBU.</w:t>
             </w:r>
           </w:p>
@@ -501,8 +679,14 @@
             <w:tcW w:type="dxa" w:w="4394"/>
           </w:tcPr>
           <w:p>
-            <w:pPr/>
+            <w:pPr>
+              <w:spacing w:before="0" w:after="60" w:line="220" w:lineRule="auto"/>
+            </w:pPr>
             <w:r>
+              <w:rPr>
+                <w:rFonts w:ascii="Arial" w:hAnsi="Arial"/>
+                <w:sz w:val="19"/>
+              </w:rPr>
               <w:t>Les enquêteurs ont refusé de recevoir les communications officielles émanant d'AVB, expédiées par la voie postale internationale.</w:t>
               <w:br/>
               <w:t>Retour de deux courriers d'AVB, expédiés à l'adresse du SBU — concernant le lieu de résidence d'AVB à l'étranger et l'impossibilité de comparaître à l'interrogatoire.</w:t>
@@ -522,8 +706,15 @@
             <w:tcW w:type="dxa" w:w="2693"/>
           </w:tcPr>
           <w:p>
-            <w:pPr/>
-            <w:r/>
+            <w:pPr>
+              <w:spacing w:before="0" w:after="60" w:line="220" w:lineRule="auto"/>
+            </w:pPr>
+            <w:r>
+              <w:rPr>
+                <w:rFonts w:ascii="Arial" w:hAnsi="Arial"/>
+                <w:sz w:val="19"/>
+              </w:rPr>
+            </w:r>
           </w:p>
         </w:tc>
         <w:tc>
@@ -531,23 +722,34 @@
             <w:tcW w:type="dxa" w:w="2976"/>
           </w:tcPr>
           <w:p>
-            <w:pPr/>
-            <w:r/>
+            <w:pPr>
+              <w:spacing w:before="0" w:after="60" w:line="220" w:lineRule="auto"/>
+            </w:pPr>
+            <w:r>
+              <w:rPr>
+                <w:rFonts w:ascii="Arial" w:hAnsi="Arial"/>
+                <w:sz w:val="19"/>
+              </w:rPr>
+            </w:r>
           </w:p>
         </w:tc>
       </w:tr>
       <w:tr>
-        <w:trPr>
-          <w:cantSplit/>
-          <w:cantSplit/>
-        </w:trPr>
+        <w:trPr/>
         <w:tc>
           <w:tcPr>
             <w:tcW w:type="dxa" w:w="709"/>
           </w:tcPr>
           <w:p>
-            <w:pPr/>
-            <w:r/>
+            <w:pPr>
+              <w:spacing w:before="0" w:after="60" w:line="220" w:lineRule="auto"/>
+            </w:pPr>
+            <w:r>
+              <w:rPr>
+                <w:rFonts w:ascii="Arial" w:hAnsi="Arial"/>
+                <w:sz w:val="19"/>
+              </w:rPr>
+            </w:r>
           </w:p>
         </w:tc>
         <w:tc>
@@ -555,8 +757,14 @@
             <w:tcW w:type="dxa" w:w="2551"/>
           </w:tcPr>
           <w:p>
-            <w:pPr/>
+            <w:pPr>
+              <w:spacing w:before="0" w:after="60" w:line="220" w:lineRule="auto"/>
+            </w:pPr>
             <w:r>
+              <w:rPr>
+                <w:rFonts w:ascii="Arial" w:hAnsi="Arial"/>
+                <w:sz w:val="19"/>
+              </w:rPr>
               <w:t>Application sélective de la pratique de déchéance de nationalité</w:t>
             </w:r>
           </w:p>
@@ -566,8 +774,14 @@
             <w:tcW w:type="dxa" w:w="1984"/>
           </w:tcPr>
           <w:p>
-            <w:pPr/>
+            <w:pPr>
+              <w:spacing w:before="0" w:after="60" w:line="220" w:lineRule="auto"/>
+            </w:pPr>
             <w:r>
+              <w:rPr>
+                <w:rFonts w:ascii="Arial" w:hAnsi="Arial"/>
+                <w:sz w:val="19"/>
+              </w:rPr>
               <w:t>SMS, Président de l'Ukraine</w:t>
             </w:r>
           </w:p>
@@ -577,8 +791,14 @@
             <w:tcW w:type="dxa" w:w="4394"/>
           </w:tcPr>
           <w:p>
-            <w:pPr/>
+            <w:pPr>
+              <w:spacing w:before="0" w:after="60" w:line="220" w:lineRule="auto"/>
+            </w:pPr>
             <w:r>
+              <w:rPr>
+                <w:rFonts w:ascii="Arial" w:hAnsi="Arial"/>
+                <w:sz w:val="19"/>
+              </w:rPr>
               <w:t>Le SMS et le Président de l'Ukraine ont sélectivement déchu AVB de la nationalité ukrainienne, bien que de facto en Ukraine la pratique de la double nationalité soit répandue.</w:t>
             </w:r>
           </w:p>
@@ -588,8 +808,15 @@
             <w:tcW w:type="dxa" w:w="2693"/>
           </w:tcPr>
           <w:p>
-            <w:pPr/>
-            <w:r/>
+            <w:pPr>
+              <w:spacing w:before="0" w:after="60" w:line="220" w:lineRule="auto"/>
+            </w:pPr>
+            <w:r>
+              <w:rPr>
+                <w:rFonts w:ascii="Arial" w:hAnsi="Arial"/>
+                <w:sz w:val="19"/>
+              </w:rPr>
+            </w:r>
           </w:p>
         </w:tc>
         <w:tc>
@@ -597,23 +824,34 @@
             <w:tcW w:type="dxa" w:w="2976"/>
           </w:tcPr>
           <w:p>
-            <w:pPr/>
-            <w:r/>
+            <w:pPr>
+              <w:spacing w:before="0" w:after="60" w:line="220" w:lineRule="auto"/>
+            </w:pPr>
+            <w:r>
+              <w:rPr>
+                <w:rFonts w:ascii="Arial" w:hAnsi="Arial"/>
+                <w:sz w:val="19"/>
+              </w:rPr>
+            </w:r>
           </w:p>
         </w:tc>
       </w:tr>
       <w:tr>
-        <w:trPr>
-          <w:cantSplit/>
-          <w:cantSplit/>
-        </w:trPr>
+        <w:trPr/>
         <w:tc>
           <w:tcPr>
             <w:tcW w:type="dxa" w:w="709"/>
           </w:tcPr>
           <w:p>
-            <w:pPr/>
-            <w:r/>
+            <w:pPr>
+              <w:spacing w:before="0" w:after="60" w:line="220" w:lineRule="auto"/>
+            </w:pPr>
+            <w:r>
+              <w:rPr>
+                <w:rFonts w:ascii="Arial" w:hAnsi="Arial"/>
+                <w:sz w:val="19"/>
+              </w:rPr>
+            </w:r>
           </w:p>
         </w:tc>
         <w:tc>
@@ -621,8 +859,14 @@
             <w:tcW w:type="dxa" w:w="2551"/>
           </w:tcPr>
           <w:p>
-            <w:pPr/>
+            <w:pPr>
+              <w:spacing w:before="0" w:after="60" w:line="220" w:lineRule="auto"/>
+            </w:pPr>
             <w:r>
+              <w:rPr>
+                <w:rFonts w:ascii="Arial" w:hAnsi="Arial"/>
+                <w:sz w:val="19"/>
+              </w:rPr>
               <w:t>Mise en œuvre d'une recherche injustifiée</w:t>
             </w:r>
           </w:p>
@@ -632,8 +876,14 @@
             <w:tcW w:type="dxa" w:w="1984"/>
           </w:tcPr>
           <w:p>
-            <w:pPr/>
+            <w:pPr>
+              <w:spacing w:before="0" w:after="60" w:line="220" w:lineRule="auto"/>
+            </w:pPr>
             <w:r>
+              <w:rPr>
+                <w:rFonts w:ascii="Arial" w:hAnsi="Arial"/>
+                <w:sz w:val="19"/>
+              </w:rPr>
               <w:t>Enquêteurs du GSU du SBU.</w:t>
             </w:r>
           </w:p>
@@ -643,8 +893,14 @@
             <w:tcW w:type="dxa" w:w="4394"/>
           </w:tcPr>
           <w:p>
-            <w:pPr/>
+            <w:pPr>
+              <w:spacing w:before="0" w:after="60" w:line="220" w:lineRule="auto"/>
+            </w:pPr>
             <w:r>
+              <w:rPr>
+                <w:rFonts w:ascii="Arial" w:hAnsi="Arial"/>
+                <w:sz w:val="19"/>
+              </w:rPr>
               <w:t>La décision de l'enquêteur sur la mise en recherche internationale d'AVB est fondée exclusivement sur le fait qu'AVB se trouve à l'étranger en Autriche et ne s'est pas présenté aux interrogatoires.</w:t>
               <w:br/>
               <w:t>Cependant, conformément à l'art. 281 § 1 du CPP, la mise en recherche d'une personne n'est possible qu'exclusivement au cas où :</w:t>
@@ -670,8 +926,14 @@
             <w:tcW w:type="dxa" w:w="2693"/>
           </w:tcPr>
           <w:p>
-            <w:pPr/>
+            <w:pPr>
+              <w:spacing w:before="0" w:after="60" w:line="220" w:lineRule="auto"/>
+            </w:pPr>
             <w:r>
+              <w:rPr>
+                <w:rFonts w:ascii="Arial" w:hAnsi="Arial"/>
+                <w:sz w:val="19"/>
+              </w:rPr>
               <w:t>L'enquêteur et le procureur connaissent avec certitude le lieu de séjour d'AVB. La recherche doit être clôturée.</w:t>
             </w:r>
           </w:p>
@@ -681,8 +943,14 @@
             <w:tcW w:type="dxa" w:w="2976"/>
           </w:tcPr>
           <w:p>
-            <w:pPr/>
+            <w:pPr>
+              <w:spacing w:before="0" w:after="60" w:line="220" w:lineRule="auto"/>
+            </w:pPr>
             <w:r>
+              <w:rPr>
+                <w:rFonts w:ascii="Arial" w:hAnsi="Arial"/>
+                <w:sz w:val="19"/>
+              </w:rPr>
               <w:t>Décision du 3 juillet 2025 sur la mise en recherche d'AVB.</w:t>
               <w:br/>
               <w:t>Réponse du Bureau national d'Interpol à la demande d'avocat sur l'absence de saisine relative à la recherche d'AVB.</w:t>
@@ -691,17 +959,21 @@
         </w:tc>
       </w:tr>
       <w:tr>
-        <w:trPr>
-          <w:cantSplit/>
-          <w:cantSplit/>
-        </w:trPr>
+        <w:trPr/>
         <w:tc>
           <w:tcPr>
             <w:tcW w:type="dxa" w:w="709"/>
           </w:tcPr>
           <w:p>
-            <w:pPr/>
-            <w:r/>
+            <w:pPr>
+              <w:spacing w:before="0" w:after="60" w:line="220" w:lineRule="auto"/>
+            </w:pPr>
+            <w:r>
+              <w:rPr>
+                <w:rFonts w:ascii="Arial" w:hAnsi="Arial"/>
+                <w:sz w:val="19"/>
+              </w:rPr>
+            </w:r>
           </w:p>
         </w:tc>
         <w:tc>
@@ -709,8 +981,14 @@
             <w:tcW w:type="dxa" w:w="2551"/>
           </w:tcPr>
           <w:p>
-            <w:pPr/>
+            <w:pPr>
+              <w:spacing w:before="0" w:after="60" w:line="220" w:lineRule="auto"/>
+            </w:pPr>
             <w:r>
+              <w:rPr>
+                <w:rFonts w:ascii="Arial" w:hAnsi="Arial"/>
+                <w:sz w:val="19"/>
+              </w:rPr>
               <w:t>Poursuite d'un innocent notoire</w:t>
             </w:r>
           </w:p>
@@ -720,8 +998,14 @@
             <w:tcW w:type="dxa" w:w="1984"/>
           </w:tcPr>
           <w:p>
-            <w:pPr/>
+            <w:pPr>
+              <w:spacing w:before="0" w:after="60" w:line="220" w:lineRule="auto"/>
+            </w:pPr>
             <w:r>
+              <w:rPr>
+                <w:rFonts w:ascii="Arial" w:hAnsi="Arial"/>
+                <w:sz w:val="19"/>
+              </w:rPr>
               <w:t>Enquêteurs du GSU du SBU</w:t>
               <w:br/>
               <w:t>Procureurs de l'OGP</w:t>
@@ -733,8 +1017,14 @@
             <w:tcW w:type="dxa" w:w="4394"/>
           </w:tcPr>
           <w:p>
-            <w:pPr/>
+            <w:pPr>
+              <w:spacing w:before="0" w:after="60" w:line="220" w:lineRule="auto"/>
+            </w:pPr>
             <w:r>
+              <w:rPr>
+                <w:rFonts w:ascii="Arial" w:hAnsi="Arial"/>
+                <w:sz w:val="19"/>
+              </w:rPr>
               <w:t>L'accusation exerce des poursuites contre AVB en l'absence de soupçon raisonnable. Ainsi, selon la version de l'enquête :</w:t>
               <w:br/>
               <w:t>L'infraction sous-jacente est l'appropriation par son père d'actions de la JSC « Motor Sich » lors de la privatisation à un coût minoré (art. 191 du CP) ;</w:t>
@@ -764,8 +1054,15 @@
             <w:tcW w:type="dxa" w:w="2693"/>
           </w:tcPr>
           <w:p>
-            <w:pPr/>
-            <w:r/>
+            <w:pPr>
+              <w:spacing w:before="0" w:after="60" w:line="220" w:lineRule="auto"/>
+            </w:pPr>
+            <w:r>
+              <w:rPr>
+                <w:rFonts w:ascii="Arial" w:hAnsi="Arial"/>
+                <w:sz w:val="19"/>
+              </w:rPr>
+            </w:r>
           </w:p>
         </w:tc>
         <w:tc>
@@ -773,23 +1070,34 @@
             <w:tcW w:type="dxa" w:w="2976"/>
           </w:tcPr>
           <w:p>
-            <w:pPr/>
-            <w:r/>
+            <w:pPr>
+              <w:spacing w:before="0" w:after="60" w:line="220" w:lineRule="auto"/>
+            </w:pPr>
+            <w:r>
+              <w:rPr>
+                <w:rFonts w:ascii="Arial" w:hAnsi="Arial"/>
+                <w:sz w:val="19"/>
+              </w:rPr>
+            </w:r>
           </w:p>
         </w:tc>
       </w:tr>
       <w:tr>
-        <w:trPr>
-          <w:cantSplit/>
-          <w:cantSplit/>
-        </w:trPr>
+        <w:trPr/>
         <w:tc>
           <w:tcPr>
             <w:tcW w:type="dxa" w:w="709"/>
           </w:tcPr>
           <w:p>
-            <w:pPr/>
-            <w:r/>
+            <w:pPr>
+              <w:spacing w:before="0" w:after="60" w:line="220" w:lineRule="auto"/>
+            </w:pPr>
+            <w:r>
+              <w:rPr>
+                <w:rFonts w:ascii="Arial" w:hAnsi="Arial"/>
+                <w:sz w:val="19"/>
+              </w:rPr>
+            </w:r>
           </w:p>
         </w:tc>
         <w:tc>
@@ -797,8 +1105,14 @@
             <w:tcW w:type="dxa" w:w="2551"/>
           </w:tcPr>
           <w:p>
-            <w:pPr/>
+            <w:pPr>
+              <w:spacing w:before="0" w:after="60" w:line="220" w:lineRule="auto"/>
+            </w:pPr>
             <w:r>
+              <w:rPr>
+                <w:rFonts w:ascii="Arial" w:hAnsi="Arial"/>
+                <w:sz w:val="19"/>
+              </w:rPr>
               <w:t>Initiation illégale envers AVB de la mesure de sûreté la plus stricte sous forme de détention (par défaut).</w:t>
             </w:r>
           </w:p>
@@ -808,8 +1122,14 @@
             <w:tcW w:type="dxa" w:w="1984"/>
           </w:tcPr>
           <w:p>
-            <w:pPr/>
+            <w:pPr>
+              <w:spacing w:before="0" w:after="60" w:line="220" w:lineRule="auto"/>
+            </w:pPr>
             <w:r>
+              <w:rPr>
+                <w:rFonts w:ascii="Arial" w:hAnsi="Arial"/>
+                <w:sz w:val="19"/>
+              </w:rPr>
               <w:t>Procureur de l'OGP Safaryan O.</w:t>
             </w:r>
           </w:p>
@@ -819,8 +1139,14 @@
             <w:tcW w:type="dxa" w:w="4394"/>
           </w:tcPr>
           <w:p>
-            <w:pPr/>
+            <w:pPr>
+              <w:spacing w:before="0" w:after="60" w:line="220" w:lineRule="auto"/>
+            </w:pPr>
             <w:r>
+              <w:rPr>
+                <w:rFonts w:ascii="Arial" w:hAnsi="Arial"/>
+                <w:sz w:val="19"/>
+              </w:rPr>
               <w:t>Le 4 juillet 2025, l'enquête a saisi le tribunal d'une Requête tendant à l'application envers AVB d'une mesure de sûreté sous forme de détention.</w:t>
               <w:br/>
               <w:t>Le principal argument de l'enquête pour l'application d'une telle mesure est le « lieu de séjour non établi » d'AVB.</w:t>
@@ -836,8 +1162,15 @@
             <w:tcW w:type="dxa" w:w="2693"/>
           </w:tcPr>
           <w:p>
-            <w:pPr/>
-            <w:r/>
+            <w:pPr>
+              <w:spacing w:before="0" w:after="60" w:line="220" w:lineRule="auto"/>
+            </w:pPr>
+            <w:r>
+              <w:rPr>
+                <w:rFonts w:ascii="Arial" w:hAnsi="Arial"/>
+                <w:sz w:val="19"/>
+              </w:rPr>
+            </w:r>
           </w:p>
         </w:tc>
         <w:tc>
@@ -845,25 +1178,35 @@
             <w:tcW w:type="dxa" w:w="2976"/>
           </w:tcPr>
           <w:p>
-            <w:pPr/>
+            <w:pPr>
+              <w:spacing w:before="0" w:after="60" w:line="220" w:lineRule="auto"/>
+            </w:pPr>
             <w:r>
+              <w:rPr>
+                <w:rFonts w:ascii="Arial" w:hAnsi="Arial"/>
+                <w:sz w:val="19"/>
+              </w:rPr>
               <w:t>Requête du 4 juillet 2025 tendant à l'application envers AVB d'une mesure de sûreté sous forme de détention.</w:t>
             </w:r>
           </w:p>
         </w:tc>
       </w:tr>
       <w:tr>
-        <w:trPr>
-          <w:cantSplit/>
-          <w:cantSplit/>
-        </w:trPr>
+        <w:trPr/>
         <w:tc>
           <w:tcPr>
             <w:tcW w:type="dxa" w:w="709"/>
           </w:tcPr>
           <w:p>
-            <w:pPr/>
-            <w:r/>
+            <w:pPr>
+              <w:spacing w:before="0" w:after="60" w:line="220" w:lineRule="auto"/>
+            </w:pPr>
+            <w:r>
+              <w:rPr>
+                <w:rFonts w:ascii="Arial" w:hAnsi="Arial"/>
+                <w:sz w:val="19"/>
+              </w:rPr>
+            </w:r>
           </w:p>
         </w:tc>
         <w:tc>
@@ -871,8 +1214,14 @@
             <w:tcW w:type="dxa" w:w="2551"/>
           </w:tcPr>
           <w:p>
-            <w:pPr/>
+            <w:pPr>
+              <w:spacing w:before="0" w:after="60" w:line="220" w:lineRule="auto"/>
+            </w:pPr>
             <w:r>
+              <w:rPr>
+                <w:rFonts w:ascii="Arial" w:hAnsi="Arial"/>
+                <w:sz w:val="19"/>
+              </w:rPr>
               <w:t>Signification sélective des actes de procédure</w:t>
             </w:r>
           </w:p>
@@ -882,8 +1231,14 @@
             <w:tcW w:type="dxa" w:w="1984"/>
           </w:tcPr>
           <w:p>
-            <w:pPr/>
+            <w:pPr>
+              <w:spacing w:before="0" w:after="60" w:line="220" w:lineRule="auto"/>
+            </w:pPr>
             <w:r>
+              <w:rPr>
+                <w:rFonts w:ascii="Arial" w:hAnsi="Arial"/>
+                <w:sz w:val="19"/>
+              </w:rPr>
               <w:t>Procureur de l'OGP Safaryan O.</w:t>
             </w:r>
           </w:p>
@@ -893,8 +1248,14 @@
             <w:tcW w:type="dxa" w:w="4394"/>
           </w:tcPr>
           <w:p>
-            <w:pPr/>
+            <w:pPr>
+              <w:spacing w:before="0" w:after="60" w:line="220" w:lineRule="auto"/>
+            </w:pPr>
             <w:r>
+              <w:rPr>
+                <w:rFonts w:ascii="Arial" w:hAnsi="Arial"/>
+                <w:sz w:val="19"/>
+              </w:rPr>
               <w:t>L'enquête notifie les actes de procédure de manière sélective.</w:t>
               <w:br/>
               <w:t>Les Décisions de rejet des requêtes d'AVB ont été expédiées à l'adresse postale en Autriche.</w:t>
@@ -908,8 +1269,15 @@
             <w:tcW w:type="dxa" w:w="2693"/>
           </w:tcPr>
           <w:p>
-            <w:pPr/>
-            <w:r/>
+            <w:pPr>
+              <w:spacing w:before="0" w:after="60" w:line="220" w:lineRule="auto"/>
+            </w:pPr>
+            <w:r>
+              <w:rPr>
+                <w:rFonts w:ascii="Arial" w:hAnsi="Arial"/>
+                <w:sz w:val="19"/>
+              </w:rPr>
+            </w:r>
           </w:p>
         </w:tc>
         <w:tc>
@@ -917,23 +1285,34 @@
             <w:tcW w:type="dxa" w:w="2976"/>
           </w:tcPr>
           <w:p>
-            <w:pPr/>
-            <w:r/>
+            <w:pPr>
+              <w:spacing w:before="0" w:after="60" w:line="220" w:lineRule="auto"/>
+            </w:pPr>
+            <w:r>
+              <w:rPr>
+                <w:rFonts w:ascii="Arial" w:hAnsi="Arial"/>
+                <w:sz w:val="19"/>
+              </w:rPr>
+            </w:r>
           </w:p>
         </w:tc>
       </w:tr>
       <w:tr>
-        <w:trPr>
-          <w:cantSplit/>
-          <w:cantSplit/>
-        </w:trPr>
+        <w:trPr/>
         <w:tc>
           <w:tcPr>
             <w:tcW w:type="dxa" w:w="709"/>
           </w:tcPr>
           <w:p>
-            <w:pPr/>
-            <w:r/>
+            <w:pPr>
+              <w:spacing w:before="0" w:after="60" w:line="220" w:lineRule="auto"/>
+            </w:pPr>
+            <w:r>
+              <w:rPr>
+                <w:rFonts w:ascii="Arial" w:hAnsi="Arial"/>
+                <w:sz w:val="19"/>
+              </w:rPr>
+            </w:r>
           </w:p>
         </w:tc>
         <w:tc>
@@ -941,8 +1320,14 @@
             <w:tcW w:type="dxa" w:w="2551"/>
           </w:tcPr>
           <w:p>
-            <w:pPr/>
+            <w:pPr>
+              <w:spacing w:before="0" w:after="60" w:line="220" w:lineRule="auto"/>
+            </w:pPr>
             <w:r>
+              <w:rPr>
+                <w:rFonts w:ascii="Arial" w:hAnsi="Arial"/>
+                <w:sz w:val="19"/>
+              </w:rPr>
               <w:t>Violation du droit du suspect de participer à l'examen de la requête portant sur le choix d'une mesure de sûreté à son égard.</w:t>
             </w:r>
           </w:p>
@@ -952,8 +1337,14 @@
             <w:tcW w:type="dxa" w:w="1984"/>
           </w:tcPr>
           <w:p>
-            <w:pPr/>
+            <w:pPr>
+              <w:spacing w:before="0" w:after="60" w:line="220" w:lineRule="auto"/>
+            </w:pPr>
             <w:r>
+              <w:rPr>
+                <w:rFonts w:ascii="Arial" w:hAnsi="Arial"/>
+                <w:sz w:val="19"/>
+              </w:rPr>
               <w:t>Juge d'instruction Mikheeva I.M.</w:t>
             </w:r>
           </w:p>
@@ -963,8 +1354,14 @@
             <w:tcW w:type="dxa" w:w="4394"/>
           </w:tcPr>
           <w:p>
-            <w:pPr/>
+            <w:pPr>
+              <w:spacing w:before="0" w:after="60" w:line="220" w:lineRule="auto"/>
+            </w:pPr>
             <w:r>
+              <w:rPr>
+                <w:rFonts w:ascii="Arial" w:hAnsi="Arial"/>
+                <w:sz w:val="19"/>
+              </w:rPr>
               <w:t>Le juge d'instruction a refusé de citer AVB devant le tribunal et de tenir l'audience en visioconférence (via les organes compétents de l'Autriche), malgré le fait que :</w:t>
               <w:br/>
               <w:t>AVB ne se cache pas et réside légalement à l'étranger en Autriche, ce qui est connu de l'enquête et du tribunal ;</w:t>
@@ -986,8 +1383,15 @@
             <w:tcW w:type="dxa" w:w="2693"/>
           </w:tcPr>
           <w:p>
-            <w:pPr/>
-            <w:r/>
+            <w:pPr>
+              <w:spacing w:before="0" w:after="60" w:line="220" w:lineRule="auto"/>
+            </w:pPr>
+            <w:r>
+              <w:rPr>
+                <w:rFonts w:ascii="Arial" w:hAnsi="Arial"/>
+                <w:sz w:val="19"/>
+              </w:rPr>
+            </w:r>
           </w:p>
         </w:tc>
         <w:tc>
@@ -995,25 +1399,35 @@
             <w:tcW w:type="dxa" w:w="2976"/>
           </w:tcPr>
           <w:p>
-            <w:pPr/>
+            <w:pPr>
+              <w:spacing w:before="0" w:after="60" w:line="220" w:lineRule="auto"/>
+            </w:pPr>
             <w:r>
+              <w:rPr>
+                <w:rFonts w:ascii="Arial" w:hAnsi="Arial"/>
+                <w:sz w:val="19"/>
+              </w:rPr>
               <w:t>Enregistrements techniques et journaux d'audience de l'affaire.</w:t>
             </w:r>
           </w:p>
         </w:tc>
       </w:tr>
       <w:tr>
-        <w:trPr>
-          <w:cantSplit/>
-          <w:cantSplit/>
-        </w:trPr>
+        <w:trPr/>
         <w:tc>
           <w:tcPr>
             <w:tcW w:type="dxa" w:w="709"/>
           </w:tcPr>
           <w:p>
-            <w:pPr/>
-            <w:r/>
+            <w:pPr>
+              <w:spacing w:before="0" w:after="60" w:line="220" w:lineRule="auto"/>
+            </w:pPr>
+            <w:r>
+              <w:rPr>
+                <w:rFonts w:ascii="Arial" w:hAnsi="Arial"/>
+                <w:sz w:val="19"/>
+              </w:rPr>
+            </w:r>
           </w:p>
         </w:tc>
         <w:tc>
@@ -1021,8 +1435,14 @@
             <w:tcW w:type="dxa" w:w="2551"/>
           </w:tcPr>
           <w:p>
-            <w:pPr/>
+            <w:pPr>
+              <w:spacing w:before="0" w:after="60" w:line="220" w:lineRule="auto"/>
+            </w:pPr>
             <w:r>
+              <w:rPr>
+                <w:rFonts w:ascii="Arial" w:hAnsi="Arial"/>
+                <w:sz w:val="19"/>
+              </w:rPr>
               <w:t>Refus de faire droit aux Requêtes sur la tenue de l'audition d'AVB dans le cadre de l'entraide judiciaire internationale</w:t>
             </w:r>
           </w:p>
@@ -1032,8 +1452,14 @@
             <w:tcW w:type="dxa" w:w="1984"/>
           </w:tcPr>
           <w:p>
-            <w:pPr/>
+            <w:pPr>
+              <w:spacing w:before="0" w:after="60" w:line="220" w:lineRule="auto"/>
+            </w:pPr>
             <w:r>
+              <w:rPr>
+                <w:rFonts w:ascii="Arial" w:hAnsi="Arial"/>
+                <w:sz w:val="19"/>
+              </w:rPr>
               <w:t>Enquêteur du GSU du SBU Romashkin D.S.</w:t>
               <w:br/>
               <w:t>Procureur de l'OGP Safaryan O.</w:t>
@@ -1045,8 +1471,14 @@
             <w:tcW w:type="dxa" w:w="4394"/>
           </w:tcPr>
           <w:p>
-            <w:pPr/>
+            <w:pPr>
+              <w:spacing w:before="0" w:after="60" w:line="220" w:lineRule="auto"/>
+            </w:pPr>
             <w:r>
+              <w:rPr>
+                <w:rFonts w:ascii="Arial" w:hAnsi="Arial"/>
+                <w:sz w:val="19"/>
+              </w:rPr>
               <w:t>La défense s'est adressée à deux reprises à l'accusation avec des Requêtes sur la tenue de l'audition d'AVB dans le cadre de l'entraide judiciaire internationale.</w:t>
               <w:br/>
               <w:t>L'enquêteur et le procureur ont illégalement refusé de faire droit à de telles Requêtes.</w:t>
@@ -1092,8 +1524,14 @@
             <w:tcW w:type="dxa" w:w="2693"/>
           </w:tcPr>
           <w:p>
-            <w:pPr/>
+            <w:pPr>
+              <w:spacing w:before="0" w:after="60" w:line="220" w:lineRule="auto"/>
+            </w:pPr>
             <w:r>
+              <w:rPr>
+                <w:rFonts w:ascii="Arial" w:hAnsi="Arial"/>
+                <w:sz w:val="19"/>
+              </w:rPr>
               <w:t>Refus de faire droit aux Plaintes formées contre les Décisions de l'enquêteur et du procureur portant refus de procéder à l'audition d'AVB dans le cadre de l'entraide judiciaire internationale.</w:t>
             </w:r>
           </w:p>
@@ -1103,8 +1541,14 @@
             <w:tcW w:type="dxa" w:w="2976"/>
           </w:tcPr>
           <w:p>
-            <w:pPr/>
+            <w:pPr>
+              <w:spacing w:before="0" w:after="60" w:line="220" w:lineRule="auto"/>
+            </w:pPr>
             <w:r>
+              <w:rPr>
+                <w:rFonts w:ascii="Arial" w:hAnsi="Arial"/>
+                <w:sz w:val="19"/>
+              </w:rPr>
               <w:t>Décisions du procureur des 9 juillet 2025 et 10 octobre 2025 portant refus de procéder à l'audition d'AVB dans le cadre de l'entraide judiciaire internationale.</w:t>
               <w:br/>
               <w:t>Décisions de l'enquêteur des 8 juillet 2025 et 10 octobre 2025 portant refus de procéder à l'audition d'AVB dans le cadre de l'entraide judiciaire internationale.</w:t>
@@ -1114,17 +1558,21 @@
         </w:tc>
       </w:tr>
       <w:tr>
-        <w:trPr>
-          <w:cantSplit/>
-          <w:cantSplit/>
-        </w:trPr>
+        <w:trPr/>
         <w:tc>
           <w:tcPr>
             <w:tcW w:type="dxa" w:w="709"/>
           </w:tcPr>
           <w:p>
-            <w:pPr/>
-            <w:r/>
+            <w:pPr>
+              <w:spacing w:before="0" w:after="60" w:line="220" w:lineRule="auto"/>
+            </w:pPr>
+            <w:r>
+              <w:rPr>
+                <w:rFonts w:ascii="Arial" w:hAnsi="Arial"/>
+                <w:sz w:val="19"/>
+              </w:rPr>
+            </w:r>
           </w:p>
         </w:tc>
         <w:tc>
@@ -1132,8 +1580,14 @@
             <w:tcW w:type="dxa" w:w="2551"/>
           </w:tcPr>
           <w:p>
-            <w:pPr/>
+            <w:pPr>
+              <w:spacing w:before="0" w:after="60" w:line="220" w:lineRule="auto"/>
+            </w:pPr>
             <w:r>
+              <w:rPr>
+                <w:rFonts w:ascii="Arial" w:hAnsi="Arial"/>
+                <w:sz w:val="19"/>
+              </w:rPr>
               <w:t>L'enquêteur a suspendu illégalement et sans motifs suffisants, à deux reprises, l'enquête préliminaire pour une durée indéterminée.</w:t>
             </w:r>
           </w:p>
@@ -1143,8 +1597,14 @@
             <w:tcW w:type="dxa" w:w="1984"/>
           </w:tcPr>
           <w:p>
-            <w:pPr/>
+            <w:pPr>
+              <w:spacing w:before="0" w:after="60" w:line="220" w:lineRule="auto"/>
+            </w:pPr>
             <w:r>
+              <w:rPr>
+                <w:rFonts w:ascii="Arial" w:hAnsi="Arial"/>
+                <w:sz w:val="19"/>
+              </w:rPr>
               <w:t>Enquêteur du SBU Romashkin D.S.</w:t>
             </w:r>
           </w:p>
@@ -1154,8 +1614,14 @@
             <w:tcW w:type="dxa" w:w="4394"/>
           </w:tcPr>
           <w:p>
-            <w:pPr/>
+            <w:pPr>
+              <w:spacing w:before="0" w:after="60" w:line="220" w:lineRule="auto"/>
+            </w:pPr>
             <w:r>
+              <w:rPr>
+                <w:rFonts w:ascii="Arial" w:hAnsi="Arial"/>
+                <w:sz w:val="19"/>
+              </w:rPr>
               <w:t>L'enquêteur a rendu illégalement 2 Décisions des 25 septembre 2025 et 18 février 2026 sur la suspension de l'enquête préliminaire, dans la mesure où il a violé :</w:t>
               <w:br/>
               <w:t>L'alinéa 1 de la partie 1 de l'art. 280 du CPP — l'enquêteur a suspendu l'enquête préliminaire en l'absence du fait de notification à AVB de la suspicion de commission d'une infraction.</w:t>
@@ -1191,8 +1657,15 @@
             <w:tcW w:type="dxa" w:w="2693"/>
           </w:tcPr>
           <w:p>
-            <w:pPr/>
-            <w:r/>
+            <w:pPr>
+              <w:spacing w:before="0" w:after="60" w:line="220" w:lineRule="auto"/>
+            </w:pPr>
+            <w:r>
+              <w:rPr>
+                <w:rFonts w:ascii="Arial" w:hAnsi="Arial"/>
+                <w:sz w:val="19"/>
+              </w:rPr>
+            </w:r>
           </w:p>
         </w:tc>
         <w:tc>
@@ -1200,25 +1673,35 @@
             <w:tcW w:type="dxa" w:w="2976"/>
           </w:tcPr>
           <w:p>
-            <w:pPr/>
+            <w:pPr>
+              <w:spacing w:before="0" w:after="60" w:line="220" w:lineRule="auto"/>
+            </w:pPr>
             <w:r>
+              <w:rPr>
+                <w:rFonts w:ascii="Arial" w:hAnsi="Arial"/>
+                <w:sz w:val="19"/>
+              </w:rPr>
               <w:t>Décisions de l'enquêteur sur la suspension de l'enquête préliminaire du 29 mai 2025 et du 18 février 2026.</w:t>
             </w:r>
           </w:p>
         </w:tc>
       </w:tr>
       <w:tr>
-        <w:trPr>
-          <w:cantSplit/>
-          <w:cantSplit/>
-        </w:trPr>
+        <w:trPr/>
         <w:tc>
           <w:tcPr>
             <w:tcW w:type="dxa" w:w="709"/>
           </w:tcPr>
           <w:p>
-            <w:pPr/>
-            <w:r/>
+            <w:pPr>
+              <w:spacing w:before="0" w:after="60" w:line="220" w:lineRule="auto"/>
+            </w:pPr>
+            <w:r>
+              <w:rPr>
+                <w:rFonts w:ascii="Arial" w:hAnsi="Arial"/>
+                <w:sz w:val="19"/>
+              </w:rPr>
+            </w:r>
           </w:p>
         </w:tc>
         <w:tc>
@@ -1226,8 +1709,14 @@
             <w:tcW w:type="dxa" w:w="2551"/>
           </w:tcPr>
           <w:p>
-            <w:pPr/>
+            <w:pPr>
+              <w:spacing w:before="0" w:after="60" w:line="220" w:lineRule="auto"/>
+            </w:pPr>
             <w:r>
+              <w:rPr>
+                <w:rFonts w:ascii="Arial" w:hAnsi="Arial"/>
+                <w:sz w:val="19"/>
+              </w:rPr>
               <w:t>Une mesure de sûreté sous la forme de détention provisoire sans possibilité de versement d'une caution a été illégalement appliquée à l'égard d'AVB.</w:t>
             </w:r>
           </w:p>
@@ -1237,8 +1726,14 @@
             <w:tcW w:type="dxa" w:w="1984"/>
           </w:tcPr>
           <w:p>
-            <w:pPr/>
+            <w:pPr>
+              <w:spacing w:before="0" w:after="60" w:line="220" w:lineRule="auto"/>
+            </w:pPr>
             <w:r>
+              <w:rPr>
+                <w:rFonts w:ascii="Arial" w:hAnsi="Arial"/>
+                <w:sz w:val="19"/>
+              </w:rPr>
               <w:t>Juge d'instruction Mikheeva I.M.</w:t>
             </w:r>
           </w:p>
@@ -1248,8 +1743,14 @@
             <w:tcW w:type="dxa" w:w="4394"/>
           </w:tcPr>
           <w:p>
-            <w:pPr/>
+            <w:pPr>
+              <w:spacing w:before="0" w:after="60" w:line="220" w:lineRule="auto"/>
+            </w:pPr>
             <w:r>
+              <w:rPr>
+                <w:rFonts w:ascii="Arial" w:hAnsi="Arial"/>
+                <w:sz w:val="19"/>
+              </w:rPr>
               <w:t>Le juge d'instruction a rendu une Ordonnance sur le choix d'une mesure de sûreté à l'égard d'AVB, qui est infondée et illégale et a été rendue avec des violations substantielles des exigences du CPP d'Ukraine pour les motifs suivants :</w:t>
               <w:br/>
               <w:t>La notification de suspicion n'a pas été remise à AVB selon les modalités prévues par la loi.</w:t>
@@ -1295,8 +1796,14 @@
             <w:tcW w:type="dxa" w:w="2693"/>
           </w:tcPr>
           <w:p>
-            <w:pPr/>
+            <w:pPr>
+              <w:spacing w:before="0" w:after="60" w:line="220" w:lineRule="auto"/>
+            </w:pPr>
             <w:r>
+              <w:rPr>
+                <w:rFonts w:ascii="Arial" w:hAnsi="Arial"/>
+                <w:sz w:val="19"/>
+              </w:rPr>
               <w:t>Le 1er avril 2026, rejet de l'Appel formé contre l'Ordonnance sur le choix d'une mesure de sûreté à l'égard d'AVB.</w:t>
               <w:br/>
             </w:r>
@@ -1307,8 +1814,14 @@
             <w:tcW w:type="dxa" w:w="2976"/>
           </w:tcPr>
           <w:p>
-            <w:pPr/>
+            <w:pPr>
+              <w:spacing w:before="0" w:after="60" w:line="220" w:lineRule="auto"/>
+            </w:pPr>
             <w:r>
+              <w:rPr>
+                <w:rFonts w:ascii="Arial" w:hAnsi="Arial"/>
+                <w:sz w:val="19"/>
+              </w:rPr>
               <w:t>Ordonnance du tribunal de district Shevchenkivskyi de Kyiv du 31 juillet 2025 dans l'affaire n° 761/28187/25.</w:t>
               <w:br/>
               <w:t>Arrêt de la Cour d'appel de Kyiv du 1er avril 2026 dans l'affaire n° 761/19003/25.</w:t>
@@ -1317,17 +1830,21 @@
         </w:tc>
       </w:tr>
       <w:tr>
-        <w:trPr>
-          <w:cantSplit/>
-          <w:cantSplit/>
-        </w:trPr>
+        <w:trPr/>
         <w:tc>
           <w:tcPr>
             <w:tcW w:type="dxa" w:w="709"/>
           </w:tcPr>
           <w:p>
-            <w:pPr/>
-            <w:r/>
+            <w:pPr>
+              <w:spacing w:before="0" w:after="60" w:line="220" w:lineRule="auto"/>
+            </w:pPr>
+            <w:r>
+              <w:rPr>
+                <w:rFonts w:ascii="Arial" w:hAnsi="Arial"/>
+                <w:sz w:val="19"/>
+              </w:rPr>
+            </w:r>
           </w:p>
         </w:tc>
         <w:tc>
@@ -1335,8 +1852,14 @@
             <w:tcW w:type="dxa" w:w="2551"/>
           </w:tcPr>
           <w:p>
-            <w:pPr/>
+            <w:pPr>
+              <w:spacing w:before="0" w:after="60" w:line="220" w:lineRule="auto"/>
+            </w:pPr>
             <w:r>
+              <w:rPr>
+                <w:rFonts w:ascii="Arial" w:hAnsi="Arial"/>
+                <w:sz w:val="19"/>
+              </w:rPr>
               <w:t>Saisie illégale des biens d'AVB situés à l'étranger</w:t>
             </w:r>
           </w:p>
@@ -1346,8 +1869,14 @@
             <w:tcW w:type="dxa" w:w="1984"/>
           </w:tcPr>
           <w:p>
-            <w:pPr/>
+            <w:pPr>
+              <w:spacing w:before="0" w:after="60" w:line="220" w:lineRule="auto"/>
+            </w:pPr>
             <w:r>
+              <w:rPr>
+                <w:rFonts w:ascii="Arial" w:hAnsi="Arial"/>
+                <w:sz w:val="19"/>
+              </w:rPr>
               <w:t>Juge d'instruction Tsiktich V.M.</w:t>
               <w:br/>
             </w:r>
@@ -1358,8 +1887,14 @@
             <w:tcW w:type="dxa" w:w="4394"/>
           </w:tcPr>
           <w:p>
-            <w:pPr/>
+            <w:pPr>
+              <w:spacing w:before="0" w:after="60" w:line="220" w:lineRule="auto"/>
+            </w:pPr>
             <w:r>
+              <w:rPr>
+                <w:rFonts w:ascii="Arial" w:hAnsi="Arial"/>
+                <w:sz w:val="19"/>
+              </w:rPr>
               <w:t>Le juge d'instruction a rendu une Ordonnance de saisie des biens d'AVB situés à l'étranger.</w:t>
               <w:br/>
               <w:t>La saisie est ordonnée afin de garantir la confiscation des biens en tant que peine.</w:t>
@@ -1403,8 +1938,15 @@
             <w:tcW w:type="dxa" w:w="2693"/>
           </w:tcPr>
           <w:p>
-            <w:pPr/>
-            <w:r/>
+            <w:pPr>
+              <w:spacing w:before="0" w:after="60" w:line="220" w:lineRule="auto"/>
+            </w:pPr>
+            <w:r>
+              <w:rPr>
+                <w:rFonts w:ascii="Arial" w:hAnsi="Arial"/>
+                <w:sz w:val="19"/>
+              </w:rPr>
+            </w:r>
           </w:p>
         </w:tc>
         <w:tc>
@@ -1412,25 +1954,35 @@
             <w:tcW w:type="dxa" w:w="2976"/>
           </w:tcPr>
           <w:p>
-            <w:pPr/>
+            <w:pPr>
+              <w:spacing w:before="0" w:after="60" w:line="220" w:lineRule="auto"/>
+            </w:pPr>
             <w:r>
+              <w:rPr>
+                <w:rFonts w:ascii="Arial" w:hAnsi="Arial"/>
+                <w:sz w:val="19"/>
+              </w:rPr>
               <w:t>Ordonnance du tribunal de district Shevchenkivskyi de Kyiv du 14 juillet 2025 dans l'affaire n° 761/28994/25.</w:t>
             </w:r>
           </w:p>
         </w:tc>
       </w:tr>
       <w:tr>
-        <w:trPr>
-          <w:cantSplit/>
-          <w:cantSplit/>
-        </w:trPr>
+        <w:trPr/>
         <w:tc>
           <w:tcPr>
             <w:tcW w:type="dxa" w:w="709"/>
           </w:tcPr>
           <w:p>
-            <w:pPr/>
-            <w:r/>
+            <w:pPr>
+              <w:spacing w:before="0" w:after="60" w:line="220" w:lineRule="auto"/>
+            </w:pPr>
+            <w:r>
+              <w:rPr>
+                <w:rFonts w:ascii="Arial" w:hAnsi="Arial"/>
+                <w:sz w:val="19"/>
+              </w:rPr>
+            </w:r>
           </w:p>
         </w:tc>
         <w:tc>
@@ -1438,8 +1990,14 @@
             <w:tcW w:type="dxa" w:w="2551"/>
           </w:tcPr>
           <w:p>
-            <w:pPr/>
+            <w:pPr>
+              <w:spacing w:before="0" w:after="60" w:line="220" w:lineRule="auto"/>
+            </w:pPr>
             <w:r>
+              <w:rPr>
+                <w:rFonts w:ascii="Arial" w:hAnsi="Arial"/>
+                <w:sz w:val="19"/>
+              </w:rPr>
               <w:t>Le contrôle judiciaire dans le cadre de la Procédure est exercé en violation des règles de compétence juridictionnelle.</w:t>
             </w:r>
           </w:p>
@@ -1449,8 +2007,15 @@
             <w:tcW w:type="dxa" w:w="1984"/>
           </w:tcPr>
           <w:p>
-            <w:pPr/>
-            <w:r/>
+            <w:pPr>
+              <w:spacing w:before="0" w:after="60" w:line="220" w:lineRule="auto"/>
+            </w:pPr>
+            <w:r>
+              <w:rPr>
+                <w:rFonts w:ascii="Arial" w:hAnsi="Arial"/>
+                <w:sz w:val="19"/>
+              </w:rPr>
+            </w:r>
           </w:p>
         </w:tc>
         <w:tc>
@@ -1458,8 +2023,14 @@
             <w:tcW w:type="dxa" w:w="4394"/>
           </w:tcPr>
           <w:p>
-            <w:pPr/>
+            <w:pPr>
+              <w:spacing w:before="0" w:after="60" w:line="220" w:lineRule="auto"/>
+            </w:pPr>
             <w:r>
+              <w:rPr>
+                <w:rFonts w:ascii="Arial" w:hAnsi="Arial"/>
+                <w:sz w:val="19"/>
+              </w:rPr>
               <w:t>Un autre suspect dans le cadre de la Procédure est VAB, père d'AVB.</w:t>
               <w:br/>
               <w:t>Il est soupçonné de la commission de l'infraction prévue par la partie 5 de l'art. 191 du CP (prédicat).</w:t>
@@ -1477,8 +2048,15 @@
             <w:tcW w:type="dxa" w:w="2693"/>
           </w:tcPr>
           <w:p>
-            <w:pPr/>
-            <w:r/>
+            <w:pPr>
+              <w:spacing w:before="0" w:after="60" w:line="220" w:lineRule="auto"/>
+            </w:pPr>
+            <w:r>
+              <w:rPr>
+                <w:rFonts w:ascii="Arial" w:hAnsi="Arial"/>
+                <w:sz w:val="19"/>
+              </w:rPr>
+            </w:r>
           </w:p>
         </w:tc>
         <w:tc>
@@ -1486,23 +2064,34 @@
             <w:tcW w:type="dxa" w:w="2976"/>
           </w:tcPr>
           <w:p>
-            <w:pPr/>
-            <w:r/>
+            <w:pPr>
+              <w:spacing w:before="0" w:after="60" w:line="220" w:lineRule="auto"/>
+            </w:pPr>
+            <w:r>
+              <w:rPr>
+                <w:rFonts w:ascii="Arial" w:hAnsi="Arial"/>
+                <w:sz w:val="19"/>
+              </w:rPr>
+            </w:r>
           </w:p>
         </w:tc>
       </w:tr>
       <w:tr>
-        <w:trPr>
-          <w:cantSplit/>
-          <w:cantSplit/>
-        </w:trPr>
+        <w:trPr/>
         <w:tc>
           <w:tcPr>
             <w:tcW w:type="dxa" w:w="709"/>
           </w:tcPr>
           <w:p>
-            <w:pPr/>
-            <w:r/>
+            <w:pPr>
+              <w:spacing w:before="0" w:after="60" w:line="220" w:lineRule="auto"/>
+            </w:pPr>
+            <w:r>
+              <w:rPr>
+                <w:rFonts w:ascii="Arial" w:hAnsi="Arial"/>
+                <w:sz w:val="19"/>
+              </w:rPr>
+            </w:r>
           </w:p>
         </w:tc>
         <w:tc>
@@ -1510,8 +2099,14 @@
             <w:tcW w:type="dxa" w:w="2551"/>
           </w:tcPr>
           <w:p>
-            <w:pPr/>
+            <w:pPr>
+              <w:spacing w:before="0" w:after="60" w:line="220" w:lineRule="auto"/>
+            </w:pPr>
             <w:r>
+              <w:rPr>
+                <w:rFonts w:ascii="Arial" w:hAnsi="Arial"/>
+                <w:sz w:val="19"/>
+              </w:rPr>
               <w:t>Refus opposé à la défense quant à la collecte de preuves, à savoir des renseignements tirés de l'ERDR.</w:t>
             </w:r>
           </w:p>
@@ -1521,8 +2116,14 @@
             <w:tcW w:type="dxa" w:w="1984"/>
           </w:tcPr>
           <w:p>
-            <w:pPr/>
+            <w:pPr>
+              <w:spacing w:before="0" w:after="60" w:line="220" w:lineRule="auto"/>
+            </w:pPr>
             <w:r>
+              <w:rPr>
+                <w:rFonts w:ascii="Arial" w:hAnsi="Arial"/>
+                <w:sz w:val="19"/>
+              </w:rPr>
               <w:t>Procureur de l'OGP Zhovnerchuk Y.</w:t>
               <w:br/>
               <w:t>Juge d'instruction Maltsev D.O.</w:t>
@@ -1534,8 +2135,14 @@
             <w:tcW w:type="dxa" w:w="4394"/>
           </w:tcPr>
           <w:p>
-            <w:pPr/>
+            <w:pPr>
+              <w:spacing w:before="0" w:after="60" w:line="220" w:lineRule="auto"/>
+            </w:pPr>
             <w:r>
+              <w:rPr>
+                <w:rFonts w:ascii="Arial" w:hAnsi="Arial"/>
+                <w:sz w:val="19"/>
+              </w:rPr>
               <w:t>Le procureur et le juge d'instruction ont refusé à la défense d'obtenir des renseignements tirés de l'ERDR, à savoir :</w:t>
               <w:br/>
               <w:t>Les informations relatives à la section « Renseignements généraux » et à tous les onglets de cette section.</w:t>
@@ -1581,8 +2188,15 @@
             <w:tcW w:type="dxa" w:w="2693"/>
           </w:tcPr>
           <w:p>
-            <w:pPr/>
-            <w:r/>
+            <w:pPr>
+              <w:spacing w:before="0" w:after="60" w:line="220" w:lineRule="auto"/>
+            </w:pPr>
+            <w:r>
+              <w:rPr>
+                <w:rFonts w:ascii="Arial" w:hAnsi="Arial"/>
+                <w:sz w:val="19"/>
+              </w:rPr>
+            </w:r>
           </w:p>
         </w:tc>
         <w:tc>
@@ -1590,8 +2204,14 @@
             <w:tcW w:type="dxa" w:w="2976"/>
           </w:tcPr>
           <w:p>
-            <w:pPr/>
+            <w:pPr>
+              <w:spacing w:before="0" w:after="60" w:line="220" w:lineRule="auto"/>
+            </w:pPr>
             <w:r>
+              <w:rPr>
+                <w:rFonts w:ascii="Arial" w:hAnsi="Arial"/>
+                <w:sz w:val="19"/>
+              </w:rPr>
               <w:t>Décision du procureur du 5 septembre 2025 portant refus de faire droit à la Requête tendant à la mise à disposition pour consultation des pièces de l'enquête préliminaire.</w:t>
               <w:br/>
               <w:t>Ordonnance du tribunal de district Shevchenkivskyi du 29 septembre 2025 dans l'affaire n° 761/39679/25 portant refus de faire droit à la Requête d'accès temporaire aux renseignements de l'ERDR.</w:t>
@@ -1600,17 +2220,21 @@
         </w:tc>
       </w:tr>
       <w:tr>
-        <w:trPr>
-          <w:cantSplit/>
-          <w:cantSplit/>
-        </w:trPr>
+        <w:trPr/>
         <w:tc>
           <w:tcPr>
             <w:tcW w:type="dxa" w:w="709"/>
           </w:tcPr>
           <w:p>
-            <w:pPr/>
-            <w:r/>
+            <w:pPr>
+              <w:spacing w:before="0" w:after="60" w:line="220" w:lineRule="auto"/>
+            </w:pPr>
+            <w:r>
+              <w:rPr>
+                <w:rFonts w:ascii="Arial" w:hAnsi="Arial"/>
+                <w:sz w:val="19"/>
+              </w:rPr>
+            </w:r>
           </w:p>
         </w:tc>
         <w:tc>
@@ -1618,8 +2242,14 @@
             <w:tcW w:type="dxa" w:w="2551"/>
           </w:tcPr>
           <w:p>
-            <w:pPr/>
+            <w:pPr>
+              <w:spacing w:before="0" w:after="60" w:line="220" w:lineRule="auto"/>
+            </w:pPr>
             <w:r>
+              <w:rPr>
+                <w:rFonts w:ascii="Arial" w:hAnsi="Arial"/>
+                <w:sz w:val="19"/>
+              </w:rPr>
               <w:t>Comportement partial envers la défense lors de l'examen de l'Appel formé contre l'Ordonnance sur l'arrestation in absentia d'AVB.</w:t>
             </w:r>
           </w:p>
@@ -1629,8 +2259,14 @@
             <w:tcW w:type="dxa" w:w="1984"/>
           </w:tcPr>
           <w:p>
-            <w:pPr/>
+            <w:pPr>
+              <w:spacing w:before="0" w:after="60" w:line="220" w:lineRule="auto"/>
+            </w:pPr>
             <w:r>
+              <w:rPr>
+                <w:rFonts w:ascii="Arial" w:hAnsi="Arial"/>
+                <w:sz w:val="19"/>
+              </w:rPr>
               <w:t>Collège de juges de la Cour d'appel de Kyiv composé de Lashevych V.M., Kaganovska T.V., Rybak I.O.</w:t>
               <w:br/>
               <w:t>Procureur de l'OGP Safaryan O.</w:t>
@@ -1642,8 +2278,14 @@
             <w:tcW w:type="dxa" w:w="4394"/>
           </w:tcPr>
           <w:p>
-            <w:pPr/>
+            <w:pPr>
+              <w:spacing w:before="0" w:after="60" w:line="220" w:lineRule="auto"/>
+            </w:pPr>
             <w:r>
+              <w:rPr>
+                <w:rFonts w:ascii="Arial" w:hAnsi="Arial"/>
+                <w:sz w:val="19"/>
+              </w:rPr>
               <w:t>Lors de l'examen de l'Appel formé contre l'arrestation in absentia d'AVB, le collège de juges et le procureur ont fait preuve d'un comportement partial à l'égard de la défense.</w:t>
               <w:br/>
               <w:t>Un tel comportement est attesté par les éléments suivants :</w:t>
@@ -1681,8 +2323,15 @@
             <w:tcW w:type="dxa" w:w="2693"/>
           </w:tcPr>
           <w:p>
-            <w:pPr/>
-            <w:r/>
+            <w:pPr>
+              <w:spacing w:before="0" w:after="60" w:line="220" w:lineRule="auto"/>
+            </w:pPr>
+            <w:r>
+              <w:rPr>
+                <w:rFonts w:ascii="Arial" w:hAnsi="Arial"/>
+                <w:sz w:val="19"/>
+              </w:rPr>
+            </w:r>
           </w:p>
         </w:tc>
         <w:tc>
@@ -1690,8 +2339,14 @@
             <w:tcW w:type="dxa" w:w="2976"/>
           </w:tcPr>
           <w:p>
-            <w:pPr/>
+            <w:pPr>
+              <w:spacing w:before="0" w:after="60" w:line="220" w:lineRule="auto"/>
+            </w:pPr>
             <w:r>
+              <w:rPr>
+                <w:rFonts w:ascii="Arial" w:hAnsi="Arial"/>
+                <w:sz w:val="19"/>
+              </w:rPr>
               <w:t>Requête du procureur du 11 mars 2026 tendant à la désignation d'un défenseur pour l'examen de l'Appel.</w:t>
               <w:br/>
               <w:t>Arrêt de la Cour d'appel de Kyiv du 11 mars 2026 dans l'affaire n° 761/28187/25.</w:t>
@@ -1706,17 +2361,21 @@
         </w:tc>
       </w:tr>
       <w:tr>
-        <w:trPr>
-          <w:cantSplit/>
-          <w:cantSplit/>
-        </w:trPr>
+        <w:trPr/>
         <w:tc>
           <w:tcPr>
             <w:tcW w:type="dxa" w:w="709"/>
           </w:tcPr>
           <w:p>
-            <w:pPr/>
-            <w:r/>
+            <w:pPr>
+              <w:spacing w:before="0" w:after="60" w:line="220" w:lineRule="auto"/>
+            </w:pPr>
+            <w:r>
+              <w:rPr>
+                <w:rFonts w:ascii="Arial" w:hAnsi="Arial"/>
+                <w:sz w:val="19"/>
+              </w:rPr>
+            </w:r>
           </w:p>
         </w:tc>
         <w:tc>
@@ -1724,8 +2383,14 @@
             <w:tcW w:type="dxa" w:w="2551"/>
           </w:tcPr>
           <w:p>
-            <w:pPr/>
+            <w:pPr>
+              <w:spacing w:before="0" w:after="60" w:line="220" w:lineRule="auto"/>
+            </w:pPr>
             <w:r>
+              <w:rPr>
+                <w:rFonts w:ascii="Arial" w:hAnsi="Arial"/>
+                <w:sz w:val="19"/>
+              </w:rPr>
               <w:t>Entrave causée à la défense dans la collecte de preuves par le refus illégitime de communiquer des informations et des documents.</w:t>
             </w:r>
           </w:p>
@@ -1735,8 +2400,14 @@
             <w:tcW w:type="dxa" w:w="1984"/>
           </w:tcPr>
           <w:p>
-            <w:pPr/>
+            <w:pPr>
+              <w:spacing w:before="0" w:after="60" w:line="220" w:lineRule="auto"/>
+            </w:pPr>
             <w:r>
+              <w:rPr>
+                <w:rFonts w:ascii="Arial" w:hAnsi="Arial"/>
+                <w:sz w:val="19"/>
+              </w:rPr>
               <w:t>L'État en la personne de la SA « Motor Sich »</w:t>
             </w:r>
           </w:p>
@@ -1746,8 +2417,14 @@
             <w:tcW w:type="dxa" w:w="4394"/>
           </w:tcPr>
           <w:p>
-            <w:pPr/>
+            <w:pPr>
+              <w:spacing w:before="0" w:after="60" w:line="220" w:lineRule="auto"/>
+            </w:pPr>
             <w:r>
+              <w:rPr>
+                <w:rFonts w:ascii="Arial" w:hAnsi="Arial"/>
+                <w:sz w:val="19"/>
+              </w:rPr>
               <w:t>La défense s'est adressée à la SA « Motor Sich » par une demande d'avocat tendant à la communication d'informations et de documents nécessaires à la défense d'AVB.</w:t>
               <w:br/>
               <w:t>La SA « Motor Sich » a refusé de fournir une part importante des informations demandées.</w:t>
@@ -1765,8 +2442,14 @@
             <w:tcW w:type="dxa" w:w="2693"/>
           </w:tcPr>
           <w:p>
-            <w:pPr/>
+            <w:pPr>
+              <w:spacing w:before="0" w:after="60" w:line="220" w:lineRule="auto"/>
+            </w:pPr>
             <w:r>
+              <w:rPr>
+                <w:rFonts w:ascii="Arial" w:hAnsi="Arial"/>
+                <w:sz w:val="19"/>
+              </w:rPr>
               <w:t>Nous utilisons le refus pour saisir le tribunal d'une requête d'accès temporaire aux documents de la SA « Motor Sich ».</w:t>
               <w:br/>
               <w:t>Nous engageons la mise en jeu de la responsabilité administrative des agents de la SA « Motor Sich ».</w:t>
@@ -1778,25 +2461,35 @@
             <w:tcW w:type="dxa" w:w="2976"/>
           </w:tcPr>
           <w:p>
-            <w:pPr/>
+            <w:pPr>
+              <w:spacing w:before="0" w:after="60" w:line="220" w:lineRule="auto"/>
+            </w:pPr>
             <w:r>
+              <w:rPr>
+                <w:rFonts w:ascii="Arial" w:hAnsi="Arial"/>
+                <w:sz w:val="19"/>
+              </w:rPr>
               <w:t>Réponse de la SA « Motor Sich » du 19 août 2026 à la demande n° 20260812/1.</w:t>
             </w:r>
           </w:p>
         </w:tc>
       </w:tr>
       <w:tr>
-        <w:trPr>
-          <w:cantSplit/>
-          <w:cantSplit/>
-        </w:trPr>
+        <w:trPr/>
         <w:tc>
           <w:tcPr>
             <w:tcW w:type="dxa" w:w="709"/>
           </w:tcPr>
           <w:p>
-            <w:pPr/>
-            <w:r/>
+            <w:pPr>
+              <w:spacing w:before="0" w:after="60" w:line="220" w:lineRule="auto"/>
+            </w:pPr>
+            <w:r>
+              <w:rPr>
+                <w:rFonts w:ascii="Arial" w:hAnsi="Arial"/>
+                <w:sz w:val="19"/>
+              </w:rPr>
+            </w:r>
           </w:p>
         </w:tc>
         <w:tc>
@@ -1804,8 +2497,14 @@
             <w:tcW w:type="dxa" w:w="2551"/>
           </w:tcPr>
           <w:p>
-            <w:pPr/>
+            <w:pPr>
+              <w:spacing w:before="0" w:after="60" w:line="220" w:lineRule="auto"/>
+            </w:pPr>
             <w:r>
+              <w:rPr>
+                <w:rFonts w:ascii="Arial" w:hAnsi="Arial"/>
+                <w:sz w:val="19"/>
+              </w:rPr>
               <w:t>Conduite de l'enquête préliminaire par un organe incompétent — le SBU au lieu du NABU.</w:t>
             </w:r>
           </w:p>
@@ -1815,8 +2514,14 @@
             <w:tcW w:type="dxa" w:w="1984"/>
           </w:tcPr>
           <w:p>
-            <w:pPr/>
+            <w:pPr>
+              <w:spacing w:before="0" w:after="60" w:line="220" w:lineRule="auto"/>
+            </w:pPr>
             <w:r>
+              <w:rPr>
+                <w:rFonts w:ascii="Arial" w:hAnsi="Arial"/>
+                <w:sz w:val="19"/>
+              </w:rPr>
               <w:t>Enquêteurs du GSU du SBU. Procureurs de l'OGP.</w:t>
             </w:r>
           </w:p>
@@ -1826,8 +2531,14 @@
             <w:tcW w:type="dxa" w:w="4394"/>
           </w:tcPr>
           <w:p>
-            <w:pPr/>
+            <w:pPr>
+              <w:spacing w:before="0" w:after="60" w:line="220" w:lineRule="auto"/>
+            </w:pPr>
             <w:r>
+              <w:rPr>
+                <w:rFonts w:ascii="Arial" w:hAnsi="Arial"/>
+                <w:sz w:val="19"/>
+              </w:rPr>
               <w:t>Dans le cadre de la Procédure sont instruites des infractions prévues par les art. 191 et 209 du CP d'Ukraine.</w:t>
               <w:br/>
               <w:t>Selon la version de l'enquête, les actes correspondants ont été commis par VAB pendant sa période de mandat de député du peuple d'Ukraine. Le montant du préjudice allégué par l'enquête dépasse 18 milliards d'UAH.</w:t>
@@ -1845,8 +2556,14 @@
             <w:tcW w:type="dxa" w:w="2693"/>
           </w:tcPr>
           <w:p>
-            <w:pPr/>
+            <w:pPr>
+              <w:spacing w:before="0" w:after="60" w:line="220" w:lineRule="auto"/>
+            </w:pPr>
             <w:r>
+              <w:rPr>
+                <w:rFonts w:ascii="Arial" w:hAnsi="Arial"/>
+                <w:sz w:val="19"/>
+              </w:rPr>
               <w:t>La défense a contesté le refus de modification de la compétence d'enquête auprès du Procureur Général et du Procureur Général adjoint.</w:t>
               <w:br/>
               <w:t>Résultat : le changement de compétence d'enquête a été refusé.</w:t>
@@ -1858,8 +2575,14 @@
             <w:tcW w:type="dxa" w:w="2976"/>
           </w:tcPr>
           <w:p>
-            <w:pPr/>
+            <w:pPr>
+              <w:spacing w:before="0" w:after="60" w:line="220" w:lineRule="auto"/>
+            </w:pPr>
             <w:r>
+              <w:rPr>
+                <w:rFonts w:ascii="Arial" w:hAnsi="Arial"/>
+                <w:sz w:val="19"/>
+              </w:rPr>
               <w:t>Requête au Procureur Général.</w:t>
               <w:br/>
               <w:t>Décision portant refus de faire droit à la Requête sur la détermination de la compétence d'instruction du 12 décembre 2025.</w:t>
@@ -1872,17 +2595,21 @@
         </w:tc>
       </w:tr>
       <w:tr>
-        <w:trPr>
-          <w:cantSplit/>
-          <w:cantSplit/>
-        </w:trPr>
+        <w:trPr/>
         <w:tc>
           <w:tcPr>
             <w:tcW w:type="dxa" w:w="709"/>
           </w:tcPr>
           <w:p>
-            <w:pPr/>
-            <w:r/>
+            <w:pPr>
+              <w:spacing w:before="0" w:after="60" w:line="220" w:lineRule="auto"/>
+            </w:pPr>
+            <w:r>
+              <w:rPr>
+                <w:rFonts w:ascii="Arial" w:hAnsi="Arial"/>
+                <w:sz w:val="19"/>
+              </w:rPr>
+            </w:r>
           </w:p>
         </w:tc>
         <w:tc>
@@ -1890,8 +2617,14 @@
             <w:tcW w:type="dxa" w:w="2551"/>
           </w:tcPr>
           <w:p>
-            <w:pPr/>
+            <w:pPr>
+              <w:spacing w:before="0" w:after="60" w:line="220" w:lineRule="auto"/>
+            </w:pPr>
             <w:r>
+              <w:rPr>
+                <w:rFonts w:ascii="Arial" w:hAnsi="Arial"/>
+                <w:sz w:val="19"/>
+              </w:rPr>
               <w:t>Inaction du procureur relative à la reprise de l'enquête préliminaire rendant impossible la tenue de l'audition d'AVB</w:t>
             </w:r>
           </w:p>
@@ -1901,8 +2634,14 @@
             <w:tcW w:type="dxa" w:w="1984"/>
           </w:tcPr>
           <w:p>
-            <w:pPr/>
+            <w:pPr>
+              <w:spacing w:before="0" w:after="60" w:line="220" w:lineRule="auto"/>
+            </w:pPr>
             <w:r>
+              <w:rPr>
+                <w:rFonts w:ascii="Arial" w:hAnsi="Arial"/>
+                <w:sz w:val="19"/>
+              </w:rPr>
               <w:t>Procureur de l'OGP Safaryan O.</w:t>
             </w:r>
           </w:p>
@@ -1912,8 +2651,14 @@
             <w:tcW w:type="dxa" w:w="4394"/>
           </w:tcPr>
           <w:p>
-            <w:pPr/>
+            <w:pPr>
+              <w:spacing w:before="0" w:after="60" w:line="220" w:lineRule="auto"/>
+            </w:pPr>
             <w:r>
+              <w:rPr>
+                <w:rFonts w:ascii="Arial" w:hAnsi="Arial"/>
+                <w:sz w:val="19"/>
+              </w:rPr>
               <w:t>L'enquête préliminaire est suspendue. Dans le même temps, l'interrogatoire d'AVB, que l'accusation elle-même considérait comme nécessaire, n'a pas été mené. La localisation d'AVB en Autriche est établie avec certitude et est connue de l'accusation.</w:t>
               <w:br/>
               <w:t>La défense a demandé à plusieurs reprises de procéder à l'audition d'AVB en Autriche dans le cadre de l'entraide judiciaire internationale. L'audition n'a pas été menée. Après la suspension de l'enquête, sa tenue est procéduralement impossible avant la reprise de la Procédure.</w:t>
@@ -1927,8 +2672,14 @@
             <w:tcW w:type="dxa" w:w="2693"/>
           </w:tcPr>
           <w:p>
-            <w:pPr/>
+            <w:pPr>
+              <w:spacing w:before="0" w:after="60" w:line="220" w:lineRule="auto"/>
+            </w:pPr>
             <w:r>
+              <w:rPr>
+                <w:rFonts w:ascii="Arial" w:hAnsi="Arial"/>
+                <w:sz w:val="19"/>
+              </w:rPr>
               <w:t>Recours formé contre la Décision de suspension de l'enquête préliminaire.</w:t>
               <w:br/>
               <w:t>Par décision de la VAKS, la reprise de l'enquête préliminaire a été refusée.</w:t>
@@ -1940,8 +2691,14 @@
             <w:tcW w:type="dxa" w:w="2976"/>
           </w:tcPr>
           <w:p>
-            <w:pPr/>
+            <w:pPr>
+              <w:spacing w:before="0" w:after="60" w:line="220" w:lineRule="auto"/>
+            </w:pPr>
             <w:r>
+              <w:rPr>
+                <w:rFonts w:ascii="Arial" w:hAnsi="Arial"/>
+                <w:sz w:val="19"/>
+              </w:rPr>
               <w:t>Requête du 27 juillet 2026 tendant à la reprise de l'enquête préliminaire.</w:t>
               <w:br/>
               <w:t>Plainte contre l'inaction du procureur du 4 août 2026.</w:t>
